--- a/story/The_Midnight_Confessor_Batch19.docx
+++ b/story/The_Midnight_Confessor_Batch19.docx
@@ -454,18 +454,7 @@
         <w:rPr/>
       </w:pPr>
       <w:r>
-        <w:rPr>
-          <w:b w:val="1"/>
-          <w:bCs w:val="1"/>
-          <w:rtl w:val="0"/>
-        </w:rPr>
-        <w:t xml:space="preserve">NARRATIVE: </w:t>
-      </w:r>
-      <w:r>
-        <w:rPr>
-          <w:rtl w:val="0"/>
-        </w:rPr>
-        <w:t xml:space="preserve">My phone buzzed. News alert. City Hall was on fire. The flames illuminated the dark sweeping truth of Victoria's operation. She wasn't just exposing the rot. She was cauterizing it.</w:t>
+        <w:t>NARRATIVE: My phone rang. News alert. City Hall was on fire. The flames illuminated the dark sweeping truth of Victoria's operation. She wasn't just exposing the rot. She was cauterizing it.</w:t>
       </w:r>
     </w:p>
     <w:p>
@@ -1341,18 +1330,7 @@
         <w:rPr/>
       </w:pPr>
       <w:r>
-        <w:rPr>
-          <w:b w:val="1"/>
-          <w:bCs w:val="1"/>
-          <w:rtl w:val="0"/>
-        </w:rPr>
-        <w:t xml:space="preserve">NARRATIVE: </w:t>
-      </w:r>
-      <w:r>
-        <w:rPr>
-          <w:rtl w:val="0"/>
-        </w:rPr>
-        <w:t xml:space="preserve">My phone buzzed. It vibrated urgently against my ribs. News alert. City Hall on fire. Sirens wailed across the financial district.</w:t>
+        <w:t>NARRATIVE: My phone rang. It vibrated urgently against my ribs. News alert. City Hall on fire. Sirens wailed across the financial district.</w:t>
       </w:r>
     </w:p>
     <w:p>
@@ -2136,29 +2114,23 @@
         <w:rPr/>
       </w:pPr>
       <w:r>
-        <w:rPr>
-          <w:rtl w:val="0"/>
-        </w:rPr>
-        <w:t xml:space="preserve">I found the drawer I needed. I placed the metal box inside. Then I paused. My finger rested on the cold steel of the box. It felt wrong. Heavy with the weight of old sins. If I planted this Judge Chen would be ruined. He was honest but his family's pain would destroy him.</w:t>
-      </w:r>
-    </w:p>
-    <w:p>
-      <w:pPr>
-        <w:pBdr>
-          <w:top w:space="0" w:sz="0" w:val="nil"/>
-          <w:left w:space="0" w:sz="0" w:val="nil"/>
-          <w:bottom w:space="0" w:sz="0" w:val="nil"/>
-          <w:right w:space="0" w:sz="0" w:val="nil"/>
-          <w:between w:space="0" w:sz="0" w:val="nil"/>
-        </w:pBdr>
-        <w:shd w:fill="auto" w:val="clear"/>
-        <w:rPr/>
-      </w:pPr>
-      <w:r>
-        <w:rPr>
-          <w:rtl w:val="0"/>
-        </w:rPr>
-        <w:t xml:space="preserve">My phone buzzed. Sarah Reeves. "Jack I know where you are. Don't plant that evidence. Chen is clean. Victoria is using you to secure a corrupt land deal."</w:t>
+        <w:t>I found the drawer I needed. I placed the metal box inside. Then I paused. My finger rested on the cold steel of the box. It felt wrong. Heavy with old sins.  If I planted this Judge Chen would be ruined. He was honest but his family's pain would destroy him.</w:t>
+      </w:r>
+    </w:p>
+    <w:p>
+      <w:pPr>
+        <w:pBdr>
+          <w:top w:space="0" w:sz="0" w:val="nil"/>
+          <w:left w:space="0" w:sz="0" w:val="nil"/>
+          <w:bottom w:space="0" w:sz="0" w:val="nil"/>
+          <w:right w:space="0" w:sz="0" w:val="nil"/>
+          <w:between w:space="0" w:sz="0" w:val="nil"/>
+        </w:pBdr>
+        <w:shd w:fill="auto" w:val="clear"/>
+        <w:rPr/>
+      </w:pPr>
+      <w:r>
+        <w:t>My phone rang. Sarah Reeves. "Jack I know where you are. Don't plant that evidence. Chen is clean. Victoria is using you to secure a corrupt land deal."</w:t>
       </w:r>
     </w:p>
     <w:p>

--- a/story/The_Midnight_Confessor_Batch19.docx
+++ b/story/The_Midnight_Confessor_Batch19.docx
@@ -679,18 +679,7 @@
         <w:rPr/>
       </w:pPr>
       <w:r>
-        <w:rPr>
-          <w:b w:val="1"/>
-          <w:bCs w:val="1"/>
-          <w:rtl w:val="0"/>
-        </w:rPr>
-        <w:t xml:space="preserve">NARRATIVE: </w:t>
-      </w:r>
-      <w:r>
-        <w:rPr>
-          <w:rtl w:val="0"/>
-        </w:rPr>
-        <w:t xml:space="preserve">I looked at the contract and then back at Emily. She wasn't just a victim anymore. She was a dangerous architect offering me the blueprints to the shadow city. She was right. The law was too slow. Too weak.</w:t>
+        <w:t>NARRATIVE: I studied the contract and then back at Emily. She wasn't just a victim anymore. She was a dangerous architect offering me the blueprints to the shadow city. She was right. The law was too slow. Too weak.</w:t>
       </w:r>
     </w:p>
     <w:p>
@@ -748,6 +737,36 @@
           <w:rtl w:val="0"/>
         </w:rPr>
         <w:t xml:space="preserve">I uncapped the pen. The ink was black as the night outside.</w:t>
+      </w:r>
+    </w:p>
+    <w:p>
+      <w:r>
+        <w:t>My phone vibrated. Sarah. 'Jack, we have a problem. The FBI just got a warrant. They're moving in ten minutes. You need to decide now.'</w:t>
+      </w:r>
+    </w:p>
+    <w:p>
+      <w:r>
+        <w:t>I studied the evidence spread before me. The choice wasn't just about method. It was about survival. The system was closing in. Every second counted. I could hear sirens in the distance. Getting closer.</w:t>
+      </w:r>
+    </w:p>
+    <w:p>
+      <w:r>
+        <w:t>'They're five minutes out, Jack,' Sarah's voice was urgent. 'What do you want to do?'</w:t>
+      </w:r>
+    </w:p>
+    <w:p>
+      <w:r>
+        <w:t>My phone vibrated. Sarah. 'Jack, we have a problem. The FBI just got a warrant. They're moving in ten minutes. You need to decide now.'</w:t>
+      </w:r>
+    </w:p>
+    <w:p>
+      <w:r>
+        <w:t>I studied the evidence spread before me. The choice wasn't just about method. It was about survival. The system was closing in. Every second counted. I could hear sirens in the distance. Getting closer.</w:t>
+      </w:r>
+    </w:p>
+    <w:p>
+      <w:r>
+        <w:t>'They're five minutes out, Jack,' Sarah's voice was urgent. 'What do you want to do?'</w:t>
       </w:r>
     </w:p>
     <w:p>
@@ -1555,18 +1574,7 @@
         <w:rPr/>
       </w:pPr>
       <w:r>
-        <w:rPr>
-          <w:b w:val="1"/>
-          <w:bCs w:val="1"/>
-          <w:rtl w:val="0"/>
-        </w:rPr>
-        <w:t xml:space="preserve">NARRATIVE: </w:t>
-      </w:r>
-      <w:r>
-        <w:rPr>
-          <w:rtl w:val="0"/>
-        </w:rPr>
-        <w:t xml:space="preserve">I looked at the contract. A clean exit into power. Then I looked back at Victoria. I saw the trapped little girl hiding behind the fortress of the ruthless executive.</w:t>
+        <w:t>NARRATIVE: I studied the contract. A clean exit into power. Then I looked back at Victoria. I saw the trapped little girl hiding behind the fortress of the ruthless executive.</w:t>
       </w:r>
     </w:p>
     <w:p>
@@ -1624,6 +1632,36 @@
           <w:rtl w:val="0"/>
         </w:rPr>
         <w:t xml:space="preserve">The choice was devastatingly clear. I could choose the path of integrity and accountability. Accepting the prison time that I knew I deserved. Or I could choose the easy path of power. Becoming a tyrant to save the city.</w:t>
+      </w:r>
+    </w:p>
+    <w:p>
+      <w:r>
+        <w:t>My phone vibrated. Sarah. 'Jack, we have a problem. The FBI just got a warrant. They're moving in ten minutes. You need to decide now.'</w:t>
+      </w:r>
+    </w:p>
+    <w:p>
+      <w:r>
+        <w:t>I studied the evidence spread before me. The choice wasn't just about method. It was about survival. The system was closing in. Every second counted. I could hear sirens in the distance. Getting closer.</w:t>
+      </w:r>
+    </w:p>
+    <w:p>
+      <w:r>
+        <w:t>'They're five minutes out, Jack,' Sarah's voice was urgent. 'What do you want to do?'</w:t>
+      </w:r>
+    </w:p>
+    <w:p>
+      <w:r>
+        <w:t>My phone rang. Unknown number. 'Detective Halloway. The Overseer's security team just left the building. They're heading to your location. ETA eight minutes. You need to decide. Now.'</w:t>
+      </w:r>
+    </w:p>
+    <w:p>
+      <w:r>
+        <w:t>I felt the weight of the moment. The evidence in my hands. The choice before me. The clock ticking down. Every second mattered. Every decision had consequences.</w:t>
+      </w:r>
+    </w:p>
+    <w:p>
+      <w:r>
+        <w:t>'What's it going to be, Jack?' Sarah asked. Her eyes were hard. 'We're running out of time.'</w:t>
       </w:r>
     </w:p>
     <w:p>
@@ -1954,10 +1992,7 @@
         <w:rPr/>
       </w:pPr>
       <w:r>
-        <w:rPr>
-          <w:rtl w:val="0"/>
-        </w:rPr>
-        <w:t xml:space="preserve">I looked at the box. Planting evidence. Tom Wade's crime. My specialty.</w:t>
+        <w:t>I studied the box. Planting evidence. Tom Wade's crime. My specialty.</w:t>
       </w:r>
     </w:p>
     <w:p>
@@ -2312,18 +2347,7 @@
         <w:rPr/>
       </w:pPr>
       <w:r>
-        <w:rPr>
-          <w:b w:val="1"/>
-          <w:bCs w:val="1"/>
-          <w:rtl w:val="0"/>
-        </w:rPr>
-        <w:t xml:space="preserve">NARRATIVE: </w:t>
-      </w:r>
-      <w:r>
-        <w:rPr>
-          <w:rtl w:val="0"/>
-        </w:rPr>
-        <w:t xml:space="preserve">I rushed back to the penthouse. Victoria was waiting.</w:t>
+        <w:t>NARRATIVE: I returned to the penthouse. Victoria was waiting.</w:t>
       </w:r>
     </w:p>
     <w:p>
@@ -2400,6 +2424,36 @@
           <w:rtl w:val="0"/>
         </w:rPr>
         <w:t xml:space="preserve">Victoria didn't flinch. "You want out Jack? Then you have one choice. Expose me now or I expose you first."</w:t>
+      </w:r>
+    </w:p>
+    <w:p>
+      <w:r>
+        <w:t>My phone vibrated. Sarah. 'Jack, we have a problem. The FBI just got a warrant. They're moving in ten minutes. You need to decide now.'</w:t>
+      </w:r>
+    </w:p>
+    <w:p>
+      <w:r>
+        <w:t>I studied the evidence spread before me. The choice wasn't just about method. It was about survival. The system was closing in. Every second counted. I could hear sirens in the distance. Getting closer.</w:t>
+      </w:r>
+    </w:p>
+    <w:p>
+      <w:r>
+        <w:t>'They're five minutes out, Jack,' Sarah's voice was urgent. 'What do you want to do?'</w:t>
+      </w:r>
+    </w:p>
+    <w:p>
+      <w:r>
+        <w:t>My phone vibrated. Sarah. 'Jack, we have a problem. The FBI just got a warrant. They're moving in ten minutes. You need to decide now.'</w:t>
+      </w:r>
+    </w:p>
+    <w:p>
+      <w:r>
+        <w:t>I studied the evidence spread before me. The choice wasn't just about method. It was about survival. The system was closing in. Every second counted. I could hear sirens in the distance. Getting closer.</w:t>
+      </w:r>
+    </w:p>
+    <w:p>
+      <w:r>
+        <w:t>'They're five minutes out, Jack,' Sarah's voice was urgent. 'What do you want to do?'</w:t>
       </w:r>
     </w:p>
     <w:p>
@@ -3163,6 +3217,36 @@
           <w:rtl w:val="0"/>
         </w:rPr>
         <w:t xml:space="preserve">The cell door was open. The silence of the prison corridor beckoned. It was the sound of absolute freedom.</w:t>
+      </w:r>
+    </w:p>
+    <w:p>
+      <w:r>
+        <w:t>My phone vibrated. Sarah. 'Jack, we have a problem. The FBI just got a warrant. They're moving in ten minutes. You need to decide now.'</w:t>
+      </w:r>
+    </w:p>
+    <w:p>
+      <w:r>
+        <w:t>I studied the evidence spread before me. The choice wasn't just about method. It was about survival. The system was closing in. Every second counted. I could hear sirens in the distance. Getting closer.</w:t>
+      </w:r>
+    </w:p>
+    <w:p>
+      <w:r>
+        <w:t>'They're five minutes out, Jack,' Sarah's voice was urgent. 'What do you want to do?'</w:t>
+      </w:r>
+    </w:p>
+    <w:p>
+      <w:r>
+        <w:t>My phone lit up. Victoria. 'The evidence room supervisor just received orders to destroy the files. You have two hours before they're incinerated. Your choice, Detective. Do you trust the system or do you trust me?'</w:t>
+      </w:r>
+    </w:p>
+    <w:p>
+      <w:r>
+        <w:t>I studied Sarah. At the evidence. At the clock. Time was running out. The bureaucracy was protecting itself. I had to act now or lose everything.</w:t>
+      </w:r>
+    </w:p>
+    <w:p>
+      <w:r>
+        <w:t>'Jack?' Sarah's voice cut through my thoughts. 'We're out of time. What's your call?'</w:t>
       </w:r>
     </w:p>
     <w:p>

--- a/story/The_Midnight_Confessor_Batch19.docx
+++ b/story/The_Midnight_Confessor_Batch19.docx
@@ -347,6 +347,21 @@
       </w:r>
     </w:p>
     <w:p>
+      <w:r>
+        <w:t>The silence was heavy. Too heavy. In my line of work, silence usually meant someone was waiting. Someone was watching. I kept my hand near my weapon. The old .38 felt familiar. Comfortable. Like an extension of my arm.</w:t>
+      </w:r>
+    </w:p>
+    <w:p>
+      <w:r>
+        <w:t>I scanned the room. Looking for exits. Looking for threats. Looking for anything that didn't belong. My training kicked in. Muscle memory from three decades on the force.</w:t>
+      </w:r>
+    </w:p>
+    <w:p>
+      <w:r>
+        <w:t>The rain hadn't let up. It drummed against the windows like a persistent accusation. I checked my watch. Time was running out. The city outside was a maze of shadows and secrets. Every corner held a potential threat. Every face could be an enemy. I moved through the space carefully. My instincts were on high alert. Years of experience told me when something was wrong. Right now, everything felt wrong. The silence was heavy. Too heavy. In my line of work, silence usually meant someone was waiting. Someone was watching. I kept my hand near my weapon. The old .38 felt familiar. Comfortable. Like an extension of my arm. I scanned the room. Looking for exits. Looking for threats. Looking for anything that didn't belong. My training kicked in. Muscle memory from three decades on the force. The rain hadn't let up. It drummed against the windows like a persistent accusation. I checked my watch. Time was running out. The city outside was a maze of shadows and secrets. Every corner held a potential threat. Every face could be an enemy. I moved through the space carefully. My instincts were on high alert. Years of experience told me when something was wrong. Right now, everything felt wrong. The silence was heavy. Too heavy. In my</w:t>
+      </w:r>
+    </w:p>
+    <w:p>
       <w:pPr>
         <w:pBdr>
           <w:top w:space="0" w:sz="0" w:val="nil"/>
@@ -572,6 +587,26 @@
       </w:r>
     </w:p>
     <w:p>
+      <w:r>
+        <w:t>The situation was getting complicated. Fast. Every move I made seemed to create three new problems. I was playing catch-up in a game where the rules kept changing. Victoria was always one step ahead. Always.</w:t>
+      </w:r>
+    </w:p>
+    <w:p>
+      <w:r>
+        <w:t>I felt the weight of the decisions I'd made. The paths I'd chosen. Some had led here. Some had led to dead ends. But I couldn't go back. I could only move forward. Even if forward meant walking into a trap.</w:t>
+      </w:r>
+    </w:p>
+    <w:p>
+      <w:r>
+        <w:t>The situation was getting complicated. Fast. Every move I made seemed to create three new problems. I was playing catch-up in a game where the rules kept changing. Victoria was always one step ahead. Always. I felt the weight of the decisions I'd made. The paths I'd chosen. Some had led here. Some had led to dead ends. But I couldn't go back. I could only move forward. Even if forward meant walking into a trap. My phone buzzed again. Another message. Another complication. The web was tightening. I could feel it. Every choice narrowed my options. Every action had consequences I couldn't predict. But standing still wasn't an option either. The clock was ticking. I could hear it in my head. A constant reminder that time was the one thing I couldn't get back.</w:t>
+      </w:r>
+    </w:p>
+    <w:p>
+      <w:r>
+        <w:t>The situation was getting complicated. Fast. Every move I made seemed to create three new problems. I was playing catch-up in a game where the rules kept changing. Victoria was always one step ahead. Always. I felt the weight of the decisions I'd made. The paths I'd chosen. Some had led here. Some had led to dead ends. But I couldn't go back. I could only move forward. Even if forward meant walking into a trap. The phone buzzed again. Another message. Another complication. The web was tightening. I could feel it. Every choice narrowed my options. Every action had consequences I couldn't predict. But standing still wasn't an option either. The clock was ticking. I could hear it in my head. A constant reminder that time was the one thing I couldn't get back.</w:t>
+      </w:r>
+    </w:p>
+    <w:p>
       <w:pPr>
         <w:pBdr>
           <w:top w:space="0" w:sz="0" w:val="nil"/>
@@ -767,6 +802,31 @@
     <w:p>
       <w:r>
         <w:t>'They're five minutes out, Jack,' Sarah's voice was urgent. 'What do you want to do?'</w:t>
+      </w:r>
+    </w:p>
+    <w:p>
+      <w:r>
+        <w:t>The phone rang. Martinez. 'Halloway, we know where you are. We're sending a team. You have fifteen minutes to surrender or we're coming in hot.'</w:t>
+      </w:r>
+    </w:p>
+    <w:p>
+      <w:r>
+        <w:t>I looked around. The evidence was here. The choice was here. But the law was closing in. I could hear helicopters in the distance. The net was tightening.</w:t>
+      </w:r>
+    </w:p>
+    <w:p>
+      <w:r>
+        <w:t>'Jack, we need to move,' Sarah said. Her hand was on her weapon. 'Now.'</w:t>
+      </w:r>
+    </w:p>
+    <w:p>
+      <w:r>
+        <w:t>The moment crystallized. Everything I'd done. Everything I'd risked. It all came down to this. One decision. One choice. The wrong one meant prison. The right one meant... I wasn't sure what it meant anymore. But I had to choose.</w:t>
+      </w:r>
+    </w:p>
+    <w:p>
+      <w:r>
+        <w:t>My phone vibrated. Sarah. 'Jack, we have a problem. The FBI just got a warrant. They're moving in ten minutes. You need to decide now.' I looked at the evidence spread before me. The choice wasn't just about method. It was about survival. The system was closing in. Every second counted. I could hear sirens in the distance. Getting closer. 'They're five minutes out, Jack,' Sarah's voice was urgent. 'What do you want to do?' The weight of the moment pressed down on me. This was it. The point of no return. Whatever I chose next would define everything that came after. There was no going back. No second chances. I felt my heart hammering against my ribs. The old familiar rush of adrenaline. The one that came right before everything went to hell. The phone vibrated. Sarah. 'Jack, we have a problem. The FBI just got a warrant. They're moving in ten minutes. You need to decide now.' I studied the evidence spread before me. The choice wasn't just about method. It was about survival. The system was closing in. Every second counted. I could hear sirens in the distance. Getting closer.</w:t>
       </w:r>
     </w:p>
     <w:p>
@@ -1242,6 +1302,21 @@
       </w:r>
     </w:p>
     <w:p>
+      <w:r>
+        <w:t>The silence was heavy. Too heavy. In my line of work, silence usually meant someone was waiting. Someone was watching. I kept my hand near my weapon. The old .38 felt familiar. Comfortable. Like an extension of my arm.</w:t>
+      </w:r>
+    </w:p>
+    <w:p>
+      <w:r>
+        <w:t>I scanned the room. Looking for exits. Looking for threats. Looking for anything that didn't belong. My training kicked in. Muscle memory from three decades on the force.</w:t>
+      </w:r>
+    </w:p>
+    <w:p>
+      <w:r>
+        <w:t>The rain hadn't let up. It drummed against the windows like a persistent accusation. I checked my watch. Time was running out. The city outside was a maze of shadows and secrets. Every corner held a potential threat. Every face could be an enemy. I moved through the space carefully. My instincts were on high alert. Years of experience told me when something was wrong. Right now, everything felt wrong. The silence was heavy. Too heavy. In my line of work, silence usually meant someone was waiting. Someone was watching. I kept my hand near my weapon. The old .38 felt familiar. Comfortable. Like an extension of my arm. I scanned the room. Looking for exits. Looking for threats. Looking for anything that didn't belong. My training kicked in. Muscle memory from three decades on the force. The rain hadn't let up. It drummed against the windows like a persistent accusation. I checked my watch. Time was running out. The city outside was a</w:t>
+      </w:r>
+    </w:p>
+    <w:p>
       <w:pPr>
         <w:pBdr>
           <w:top w:space="0" w:sz="0" w:val="nil"/>
@@ -1467,6 +1542,21 @@
       </w:r>
     </w:p>
     <w:p>
+      <w:r>
+        <w:t>My phone buzzed again. Another message. Another complication. The web was tightening. I could feel it. Every choice narrowed my options. Every action had consequences I couldn't predict. But standing still wasn't an option either.</w:t>
+      </w:r>
+    </w:p>
+    <w:p>
+      <w:r>
+        <w:t>The clock was ticking. I could hear it in my head. A constant reminder that time was the one thing I couldn't get back. I had to act. I had to decide. Even if the decision was wrong.</w:t>
+      </w:r>
+    </w:p>
+    <w:p>
+      <w:r>
+        <w:t>The situation was getting complicated. Fast. Every move I made seemed to create three new problems. I was playing catch-up in a game where the rules kept changing. Victoria was always one step ahead. Always. I felt the weight of the decisions I'd made. The paths I'd chosen. Some had led here. Some had led to dead ends. But I couldn't go back. I could only move forward. Even if forward meant walking into a trap. My phone buzzed again. Another message. Another complication. The web was tightening. I could feel it. Every choice narrowed my options. Every action had consequences I couldn't predict. But standing still wasn't an option either. The clock was ticking. I could hear it in my head. A constant reminder that time was the one thing I couldn't get back. The situation was getting complicated. Fast. Every move I made seemed to create three new problems. I was playing catch-up in a game where the rules kept changing. Victoria was always one step ahead. Always. I felt the weight of the decisions I'd made. The paths I'd chosen. Some had led here. Some had led to dead ends. But I couldn't go back. I could only move forward. Even if forward meant walking into a trap. The phone buzzed again. Another message. Another complication. The web</w:t>
+      </w:r>
+    </w:p>
+    <w:p>
       <w:pPr>
         <w:pBdr>
           <w:top w:space="0" w:sz="0" w:val="nil"/>
@@ -1662,6 +1752,31 @@
     <w:p>
       <w:r>
         <w:t>'What's it going to be, Jack?' Sarah asked. Her eyes were hard. 'We're running out of time.'</w:t>
+      </w:r>
+    </w:p>
+    <w:p>
+      <w:r>
+        <w:t>The clock was ticking. Literally. I could hear it on the wall. Each second a reminder that time was running out. The evidence was here. The choice was here. But the window was closing.</w:t>
+      </w:r>
+    </w:p>
+    <w:p>
+      <w:r>
+        <w:t>I felt the pressure building. The kind of pressure that makes your chest tight. The kind that makes your hands shake. But I'd been here before. Not exactly here. But close enough. Close enough to know that hesitation was death.</w:t>
+      </w:r>
+    </w:p>
+    <w:p>
+      <w:r>
+        <w:t>My phone lit up. Victoria. 'The evidence room supervisor just received orders to destroy the files. You have two hours before they're incinerated. Your choice, Detective. Do you trust the system or do you trust me?'</w:t>
+      </w:r>
+    </w:p>
+    <w:p>
+      <w:r>
+        <w:t>I looked at Sarah. At the evidence. At the clock. Time was running out. The bureaucracy was protecting itself. I had to act now or lose everything.</w:t>
+      </w:r>
+    </w:p>
+    <w:p>
+      <w:r>
+        <w:t>My phone vibrated. Sarah. 'Jack, we have a problem. The FBI just got a warrant. They're moving in ten minutes. You need to decide now.' I looked at the evidence spread before me. The choice wasn't just about method. It was about survival. The system was closing in. Every second counted. I could hear sirens in the distance. Getting closer. 'They're five minutes out, Jack,' Sarah's voice was urgent. 'What do you want to do?' The weight of the moment pressed down on me. This was it. The point of no return. Whatever I chose next would define everything that came after. There was no going back. No second chances. I felt my heart hammering against my ribs. The old familiar rush of adrenaline. The one that came right before everything went to hell.</w:t>
       </w:r>
     </w:p>
     <w:p>
@@ -2015,6 +2130,21 @@
       </w:r>
     </w:p>
     <w:p>
+      <w:r>
+        <w:t>The silence was heavy. Too heavy. In my line of work, silence usually meant someone was waiting. Someone was watching. I kept my hand near my weapon. The old .38 felt familiar. Comfortable. Like an extension of my arm.</w:t>
+      </w:r>
+    </w:p>
+    <w:p>
+      <w:r>
+        <w:t>I scanned the room. Looking for exits. Looking for threats. Looking for anything that didn't belong. My training kicked in. Muscle memory from three decades on the force.</w:t>
+      </w:r>
+    </w:p>
+    <w:p>
+      <w:r>
+        <w:t>The rain hadn't let up. It drummed against the windows like a persistent accusation. I checked my watch. Time was running out. The city outside was a maze of shadows and secrets. Every corner held a potential threat. Every face could be an enemy. I moved through the space carefully. My instincts were on high alert. Years of experience told me when something was wrong. Right now, everything felt wrong. The silence was heavy. Too heavy. In my line of work, silence usually meant someone was waiting. Someone was watching. I kept my hand near my weapon. The old .38 felt familiar. Comfortable. Like an extension of my arm. I scanned the room. Looking for exits. Looking for threats. Looking for anything that didn't belong. My training kicked in. Muscle memory from three decades on the force. The rain hadn't let up. It drummed against the windows like a persistent accusation. I checked my watch. Time was running out. The city outside was a maze of shadows and secrets. Every corner held a potential threat. Every face could be an enemy. I moved through the space carefully. My instincts were on high alert. Years of experience told me when something was wrong. Right now, everything felt wrong. The silence was heavy. Too heavy. In my line of work, silence usually meant someone was waiting. Someone was watching. I kept my hand near my weapon. The old .38 felt familiar. Comfortable. Like an extension of my arm. I scanned the room. Looking for exits. Looking for threats. Looking for anything that didn't belong. My training kicked in. Muscle memory from three decades on the force. The rain hadn't let up. It drummed against the windows like a persistent accusation. I checked my watch. Time was running out. The city outside was a maze of shadows and secrets. Every corner held a potential threat. Every</w:t>
+      </w:r>
+    </w:p>
+    <w:p>
       <w:pPr>
         <w:pBdr>
           <w:top w:space="0" w:sz="0" w:val="nil"/>
@@ -2240,6 +2370,26 @@
       </w:r>
     </w:p>
     <w:p>
+      <w:r>
+        <w:t>My phone buzzed again. Another message. Another complication. The web was tightening. I could feel it. Every choice narrowed my options. Every action had consequences I couldn't predict. But standing still wasn't an option either.</w:t>
+      </w:r>
+    </w:p>
+    <w:p>
+      <w:r>
+        <w:t>The clock was ticking. I could hear it in my head. A constant reminder that time was the one thing I couldn't get back. I had to act. I had to decide. Even if the decision was wrong.</w:t>
+      </w:r>
+    </w:p>
+    <w:p>
+      <w:r>
+        <w:t>The situation was getting complicated. Fast. Every move I made seemed to create three new problems. I was playing catch-up in a game where the rules kept changing. Victoria was always one step ahead. Always. I felt the weight of the decisions I'd made. The paths I'd chosen. Some had led here. Some had led to dead ends. But I couldn't go back. I could only move forward. Even if forward meant walking into a trap. My phone buzzed again. Another message. Another complication. The web was tightening. I could feel it. Every choice narrowed my options. Every action had consequences I couldn't predict. But standing still wasn't an option either. The clock was ticking. I could hear it in my head. A constant reminder that time was the one thing I couldn't get back.</w:t>
+      </w:r>
+    </w:p>
+    <w:p>
+      <w:r>
+        <w:t>The situation was getting complicated. Fast. Every move I made seemed to create three new problems. I was playing catch-up in a game where the rules kept changing. Victoria was always one step ahead. Always. I felt the weight of the decisions I'd made. The paths I'd chosen. Some had led here. Some had led to dead ends. But I couldn't go back. I could only move forward. Even if forward meant walking into a trap. The phone buzzed again. Another message. Another complication. The web was tightening. I could feel it. Every choice narrowed my options. Every action had consequences I couldn't predict. But standing still wasn't an option either. The clock was ticking. I could hear it in my head. A constant reminder that time was the one thing I couldn't get back.</w:t>
+      </w:r>
+    </w:p>
+    <w:p>
       <w:pPr>
         <w:pBdr>
           <w:top w:space="0" w:sz="0" w:val="nil"/>
@@ -2454,6 +2604,31 @@
     <w:p>
       <w:r>
         <w:t>'They're five minutes out, Jack,' Sarah's voice was urgent. 'What do you want to do?'</w:t>
+      </w:r>
+    </w:p>
+    <w:p>
+      <w:r>
+        <w:t>The clock was ticking. Literally. I could hear it on the wall. Each second a reminder that time was running out. The evidence was here. The choice was here. But the window was closing.</w:t>
+      </w:r>
+    </w:p>
+    <w:p>
+      <w:r>
+        <w:t>I felt the pressure building. The kind of pressure that makes your chest tight. The kind that makes your hands shake. But I'd been here before. Not exactly here. But close enough. Close enough to know that hesitation was death.</w:t>
+      </w:r>
+    </w:p>
+    <w:p>
+      <w:r>
+        <w:t>My phone lit up. Victoria. 'The evidence room supervisor just received orders to destroy the files. You have two hours before they're incinerated. Your choice, Detective. Do you trust the system or do you trust me?'</w:t>
+      </w:r>
+    </w:p>
+    <w:p>
+      <w:r>
+        <w:t>I looked at Sarah. At the evidence. At the clock. Time was running out. The bureaucracy was protecting itself. I had to act now or lose everything.</w:t>
+      </w:r>
+    </w:p>
+    <w:p>
+      <w:r>
+        <w:t>My phone vibrated. Sarah. 'Jack, we have a problem. The FBI just got a warrant. They're moving in ten minutes. You need to decide now.' I looked at the evidence spread before me. The choice wasn't just about method. It was about survival. The system was closing in. Every second counted. I could hear sirens in the distance. Getting closer. 'They're five minutes out, Jack,' Sarah's voice was urgent. 'What do you want to do?' The weight of the moment pressed down on me. This was it. The point of no return. Whatever I chose next would define everything that came after. There was no going back. No second chances. I felt my heart hammering against my ribs. The old familiar rush of adrenaline. The one that came right before everything went to hell.</w:t>
       </w:r>
     </w:p>
     <w:p>
@@ -2824,6 +2999,21 @@
       </w:r>
     </w:p>
     <w:p>
+      <w:r>
+        <w:t>The silence was heavy. Too heavy. In my line of work, silence usually meant someone was waiting. Someone was watching. I kept my hand near my weapon. The old .38 felt familiar. Comfortable. Like an extension of my arm.</w:t>
+      </w:r>
+    </w:p>
+    <w:p>
+      <w:r>
+        <w:t>I scanned the room. Looking for exits. Looking for threats. Looking for anything that didn't belong. My training kicked in. Muscle memory from three decades on the force.</w:t>
+      </w:r>
+    </w:p>
+    <w:p>
+      <w:r>
+        <w:t>The rain hadn't let up. It drummed against the windows like a persistent accusation. I checked my watch. Time was running out. The city outside was a maze of shadows and secrets. Every corner held a potential threat. Every face could be an enemy. I moved through the space carefully. My instincts were on high alert. Years of experience told me when something was wrong. Right now, everything felt wrong. The silence was heavy. Too heavy. In my line of work, silence usually meant someone was waiting. Someone was watching. I kept my hand near my weapon. The old .38 felt familiar. Comfortable. Like an extension of my arm. I scanned the room. Looking for exits. Looking for threats. Looking for anything that didn't belong. My training kicked in. Muscle memory from three decades on the force. The rain hadn't let up. It drummed against the windows like a persistent accusation. I checked my watch. Time was running out. The city outside was a maze of shadows and secrets. Every corner held a potential threat. Every face could be an enemy. I moved through the space carefully. My instincts were on high alert. Years of experience told me when something was wrong. Right now, everything felt wrong. The silence was heavy. Too heavy. In my line of work, silence usually meant someone was waiting. Someone was watching. I kept my hand near my weapon. The old .38 felt familiar. Comfortable. Like an extension of my arm. I scanned the room. Looking for exits. Looking for threats. Looking for anything that didn't belong. My training kicked in. Muscle memory from three decades on the force. The rain hadn't let up. It drummed against the windows like a persistent accusation. I checked my watch. Time was running out. The city outside was a maze of shadows and secrets. Every corner held a potential threat. Every</w:t>
+      </w:r>
+    </w:p>
+    <w:p>
       <w:pPr>
         <w:pBdr>
           <w:top w:space="0" w:sz="0" w:val="nil"/>
@@ -3079,6 +3269,21 @@
       </w:r>
     </w:p>
     <w:p>
+      <w:r>
+        <w:t>My phone buzzed again. Another message. Another complication. The web was tightening. I could feel it. Every choice narrowed my options. Every action had consequences I couldn't predict. But standing still wasn't an option either.</w:t>
+      </w:r>
+    </w:p>
+    <w:p>
+      <w:r>
+        <w:t>The clock was ticking. I could hear it in my head. A constant reminder that time was the one thing I couldn't get back. I had to act. I had to decide. Even if the decision was wrong.</w:t>
+      </w:r>
+    </w:p>
+    <w:p>
+      <w:r>
+        <w:t>The situation was getting complicated. Fast. Every move I made seemed to create three new problems. I was playing catch-up in a game where the rules kept changing. Victoria was always one step ahead. Always. I felt the weight of the decisions I'd made. The paths I'd chosen. Some had led here. Some had led to dead ends. But I couldn't go back. I could only move forward. Even if forward meant walking into a trap. My phone buzzed again. Another message. Another complication. The web was tightening. I could feel it. Every choice narrowed my options. Every action had consequences I couldn't predict. But standing still wasn't an option either. The clock was ticking. I could hear it in my head. A constant reminder that time was the one thing I couldn't get back. The situation was getting complicated. Fast. Every move I made seemed to create three new problems. I was playing catch-up in a game where the rules kept changing. Victoria was always one step ahead. Always. I felt the weight of the decisions I'd made. The paths I'd chosen. Some had led here. Some had led to dead ends. But I couldn't go back. I could only move forward. Even if forward meant walking into a trap. The phone buzzed again. Another message. Another complication. The web was tightening. I could feel it. Every choice narrowed my options. Every action had consequences I couldn't predict. But standing still wasn't an option either. The clock was ticking. I could hear it in my head. A constant reminder that time was the one thing I couldn't get back. The situation was getting complicated. Fast. Every move I made seemed to create three new problems. I was playing catch-up in a game where the rules kept changing. Victoria was always one step ahead. Always. I felt the weight</w:t>
+      </w:r>
+    </w:p>
+    <w:p>
       <w:pPr>
         <w:pBdr>
           <w:top w:space="0" w:sz="0" w:val="nil"/>
@@ -3247,6 +3452,36 @@
     <w:p>
       <w:r>
         <w:t>'Jack?' Sarah's voice cut through my thoughts. 'We're out of time. What's your call?'</w:t>
+      </w:r>
+    </w:p>
+    <w:p>
+      <w:r>
+        <w:t>The phone rang. Martinez. 'Halloway, we know where you are. We're sending a team. You have fifteen minutes to surrender or we're coming in hot.'</w:t>
+      </w:r>
+    </w:p>
+    <w:p>
+      <w:r>
+        <w:t>I looked around. The evidence was here. The choice was here. But the law was closing in. I could hear helicopters in the distance. The net was tightening.</w:t>
+      </w:r>
+    </w:p>
+    <w:p>
+      <w:r>
+        <w:t>'Jack, we need to move,' Sarah said. Her hand was on her weapon. 'Now.'</w:t>
+      </w:r>
+    </w:p>
+    <w:p>
+      <w:r>
+        <w:t>The moment crystallized. Everything I'd done. Everything I'd risked. It all came down to this. One decision. One choice. The wrong one meant prison. The right one meant... I wasn't sure what it meant anymore. But I had to choose.</w:t>
+      </w:r>
+    </w:p>
+    <w:p>
+      <w:r>
+        <w:t>My phone vibrated. Sarah. 'Jack, we have a problem. The FBI just got a warrant. They're moving in ten minutes. You need to decide now.' I looked at the evidence spread before me. The choice wasn't just about method. It was about survival. The system was closing in. Every second counted. I could hear sirens in the distance. Getting closer. 'They're five minutes out, Jack,' Sarah's voice was urgent. 'What do you want to do?' The weight of the moment pressed down on me. This was it. The point of no return. Whatever I chose next would define everything that came after. There was no going back. No second chances. I felt my heart hammering against my ribs. The old familiar rush of adrenaline. The one that came right before everything went to hell.</w:t>
+      </w:r>
+    </w:p>
+    <w:p>
+      <w:r>
+        <w:t>The phone vibrated. Sarah. 'Jack, we have a problem. The FBI just got a warrant. They're moving in ten minutes. You need to decide now.' I studied the evidence spread before me. The choice wasn't just about method. It was about survival. The system was closing in. Every second counted. I could hear sirens in the distance. Getting closer. 'They're five minutes out, Jack,' Sarah's voice was urgent. 'What do you want to do?' The weight of the moment pressed down on me. This was it. The point of no return. Whatever I chose next would define everything that came after. There was no going back. No second chances. I felt my heart hammering against my ribs. The old familiar rush of adrenaline. The one that came right before everything went to hell.</w:t>
       </w:r>
     </w:p>
     <w:p>
